--- a/reports/Bazhezha/lab3/rep/iad3.docx
+++ b/reports/Bazhezha/lab3/rep/iad3.docx
@@ -1198,6 +1198,474 @@
         <w:spacing w:before="0" w:beforeAutospacing="0" w:after="0" w:afterAutospacing="0"/>
         <w:rPr>
           <w:color w:val="000000"/>
+          <w:sz w:val="28"/>
+          <w:szCs w:val="28"/>
+        </w:rPr>
+      </w:pPr>
+    </w:p>
+    <w:p>
+      <w:pPr>
+        <w:pStyle w:val="ac"/>
+        <w:spacing w:before="0" w:beforeAutospacing="0" w:after="0" w:afterAutospacing="0"/>
+        <w:rPr>
+          <w:b/>
+          <w:bCs/>
+          <w:color w:val="000000"/>
+          <w:sz w:val="28"/>
+          <w:szCs w:val="28"/>
+        </w:rPr>
+      </w:pPr>
+      <w:r>
+        <w:rPr>
+          <w:b/>
+          <w:bCs/>
+          <w:color w:val="000000"/>
+          <w:sz w:val="28"/>
+          <w:szCs w:val="28"/>
+        </w:rPr>
+        <w:t>График:</w:t>
+      </w:r>
+    </w:p>
+    <w:p>
+      <w:pPr>
+        <w:pStyle w:val="ac"/>
+        <w:spacing w:before="0" w:beforeAutospacing="0" w:after="0" w:afterAutospacing="0"/>
+        <w:rPr>
+          <w:b/>
+          <w:bCs/>
+          <w:color w:val="000000"/>
+          <w:sz w:val="28"/>
+          <w:szCs w:val="28"/>
+        </w:rPr>
+      </w:pPr>
+      <w:r>
+        <w:rPr>
+          <w:b/>
+          <w:bCs/>
+          <w:color w:val="000000"/>
+          <w:sz w:val="28"/>
+          <w:szCs w:val="28"/>
+        </w:rPr>
+        <w:t>1.</w:t>
+      </w:r>
+    </w:p>
+    <w:p>
+      <w:pPr>
+        <w:pStyle w:val="ac"/>
+        <w:spacing w:before="0" w:beforeAutospacing="0" w:after="0" w:afterAutospacing="0"/>
+        <w:rPr>
+          <w:b/>
+          <w:bCs/>
+          <w:color w:val="000000"/>
+          <w:sz w:val="28"/>
+          <w:szCs w:val="28"/>
+        </w:rPr>
+      </w:pPr>
+      <w:r>
+        <w:rPr>
+          <w:b/>
+          <w:bCs/>
+          <w:color w:val="000000"/>
+          <w:sz w:val="28"/>
+          <w:szCs w:val="28"/>
+        </w:rPr>
+        <w:drawing>
+          <wp:inline distT="0" distB="0" distL="0" distR="0" wp14:anchorId="0DD58913" wp14:editId="20DDCF14">
+            <wp:extent cx="5943600" cy="2760980"/>
+            <wp:effectExtent l="0" t="0" r="0" b="0"/>
+            <wp:docPr id="2114358830" name="Рисунок 1"/>
+            <wp:cNvGraphicFramePr>
+              <a:graphicFrameLocks xmlns:a="http://schemas.openxmlformats.org/drawingml/2006/main" noChangeAspect="1"/>
+            </wp:cNvGraphicFramePr>
+            <a:graphic xmlns:a="http://schemas.openxmlformats.org/drawingml/2006/main">
+              <a:graphicData uri="http://schemas.openxmlformats.org/drawingml/2006/picture">
+                <pic:pic xmlns:pic="http://schemas.openxmlformats.org/drawingml/2006/picture">
+                  <pic:nvPicPr>
+                    <pic:cNvPr id="2114358830" name=""/>
+                    <pic:cNvPicPr/>
+                  </pic:nvPicPr>
+                  <pic:blipFill>
+                    <a:blip r:embed="rId9"/>
+                    <a:stretch>
+                      <a:fillRect/>
+                    </a:stretch>
+                  </pic:blipFill>
+                  <pic:spPr>
+                    <a:xfrm>
+                      <a:off x="0" y="0"/>
+                      <a:ext cx="5943600" cy="2760980"/>
+                    </a:xfrm>
+                    <a:prstGeom prst="rect">
+                      <a:avLst/>
+                    </a:prstGeom>
+                  </pic:spPr>
+                </pic:pic>
+              </a:graphicData>
+            </a:graphic>
+          </wp:inline>
+        </w:drawing>
+      </w:r>
+    </w:p>
+    <w:p>
+      <w:pPr>
+        <w:pStyle w:val="ac"/>
+        <w:spacing w:before="0" w:beforeAutospacing="0" w:after="0" w:afterAutospacing="0"/>
+        <w:rPr>
+          <w:b/>
+          <w:bCs/>
+          <w:color w:val="000000"/>
+          <w:sz w:val="28"/>
+          <w:szCs w:val="28"/>
+        </w:rPr>
+      </w:pPr>
+      <w:r>
+        <w:rPr>
+          <w:b/>
+          <w:bCs/>
+          <w:color w:val="000000"/>
+          <w:sz w:val="28"/>
+          <w:szCs w:val="28"/>
+        </w:rPr>
+        <w:drawing>
+          <wp:inline distT="0" distB="0" distL="0" distR="0" wp14:anchorId="6036F13B" wp14:editId="673B609B">
+            <wp:extent cx="5943600" cy="2280285"/>
+            <wp:effectExtent l="0" t="0" r="0" b="5715"/>
+            <wp:docPr id="1146798737" name="Рисунок 1"/>
+            <wp:cNvGraphicFramePr>
+              <a:graphicFrameLocks xmlns:a="http://schemas.openxmlformats.org/drawingml/2006/main" noChangeAspect="1"/>
+            </wp:cNvGraphicFramePr>
+            <a:graphic xmlns:a="http://schemas.openxmlformats.org/drawingml/2006/main">
+              <a:graphicData uri="http://schemas.openxmlformats.org/drawingml/2006/picture">
+                <pic:pic xmlns:pic="http://schemas.openxmlformats.org/drawingml/2006/picture">
+                  <pic:nvPicPr>
+                    <pic:cNvPr id="1146798737" name=""/>
+                    <pic:cNvPicPr/>
+                  </pic:nvPicPr>
+                  <pic:blipFill>
+                    <a:blip r:embed="rId10"/>
+                    <a:stretch>
+                      <a:fillRect/>
+                    </a:stretch>
+                  </pic:blipFill>
+                  <pic:spPr>
+                    <a:xfrm>
+                      <a:off x="0" y="0"/>
+                      <a:ext cx="5943600" cy="2280285"/>
+                    </a:xfrm>
+                    <a:prstGeom prst="rect">
+                      <a:avLst/>
+                    </a:prstGeom>
+                  </pic:spPr>
+                </pic:pic>
+              </a:graphicData>
+            </a:graphic>
+          </wp:inline>
+        </w:drawing>
+      </w:r>
+    </w:p>
+    <w:p>
+      <w:pPr>
+        <w:pStyle w:val="ac"/>
+        <w:spacing w:before="0" w:beforeAutospacing="0" w:after="0" w:afterAutospacing="0"/>
+        <w:rPr>
+          <w:b/>
+          <w:bCs/>
+          <w:color w:val="000000"/>
+          <w:sz w:val="28"/>
+          <w:szCs w:val="28"/>
+        </w:rPr>
+      </w:pPr>
+    </w:p>
+    <w:p>
+      <w:pPr>
+        <w:pStyle w:val="ac"/>
+        <w:spacing w:before="0" w:beforeAutospacing="0" w:after="0" w:afterAutospacing="0"/>
+        <w:rPr>
+          <w:b/>
+          <w:bCs/>
+          <w:color w:val="000000"/>
+          <w:sz w:val="28"/>
+          <w:szCs w:val="28"/>
+        </w:rPr>
+      </w:pPr>
+    </w:p>
+    <w:p>
+      <w:pPr>
+        <w:pStyle w:val="ac"/>
+        <w:spacing w:before="0" w:beforeAutospacing="0" w:after="0" w:afterAutospacing="0"/>
+        <w:rPr>
+          <w:b/>
+          <w:bCs/>
+          <w:color w:val="000000"/>
+          <w:sz w:val="28"/>
+          <w:szCs w:val="28"/>
+        </w:rPr>
+      </w:pPr>
+    </w:p>
+    <w:p>
+      <w:pPr>
+        <w:pStyle w:val="ac"/>
+        <w:spacing w:before="0" w:beforeAutospacing="0" w:after="0" w:afterAutospacing="0"/>
+        <w:rPr>
+          <w:b/>
+          <w:bCs/>
+          <w:color w:val="000000"/>
+          <w:sz w:val="28"/>
+          <w:szCs w:val="28"/>
+        </w:rPr>
+      </w:pPr>
+    </w:p>
+    <w:p>
+      <w:pPr>
+        <w:pStyle w:val="ac"/>
+        <w:spacing w:before="0" w:beforeAutospacing="0" w:after="0" w:afterAutospacing="0"/>
+        <w:rPr>
+          <w:b/>
+          <w:bCs/>
+          <w:color w:val="000000"/>
+          <w:sz w:val="28"/>
+          <w:szCs w:val="28"/>
+        </w:rPr>
+      </w:pPr>
+    </w:p>
+    <w:p>
+      <w:pPr>
+        <w:pStyle w:val="ac"/>
+        <w:spacing w:before="0" w:beforeAutospacing="0" w:after="0" w:afterAutospacing="0"/>
+        <w:rPr>
+          <w:b/>
+          <w:bCs/>
+          <w:color w:val="000000"/>
+          <w:sz w:val="28"/>
+          <w:szCs w:val="28"/>
+        </w:rPr>
+      </w:pPr>
+    </w:p>
+    <w:p>
+      <w:pPr>
+        <w:pStyle w:val="ac"/>
+        <w:spacing w:before="0" w:beforeAutospacing="0" w:after="0" w:afterAutospacing="0"/>
+        <w:rPr>
+          <w:b/>
+          <w:bCs/>
+          <w:color w:val="000000"/>
+          <w:sz w:val="28"/>
+          <w:szCs w:val="28"/>
+        </w:rPr>
+      </w:pPr>
+    </w:p>
+    <w:p>
+      <w:pPr>
+        <w:pStyle w:val="ac"/>
+        <w:spacing w:before="0" w:beforeAutospacing="0" w:after="0" w:afterAutospacing="0"/>
+        <w:rPr>
+          <w:b/>
+          <w:bCs/>
+          <w:color w:val="000000"/>
+          <w:sz w:val="28"/>
+          <w:szCs w:val="28"/>
+        </w:rPr>
+      </w:pPr>
+    </w:p>
+    <w:p>
+      <w:pPr>
+        <w:pStyle w:val="ac"/>
+        <w:spacing w:before="0" w:beforeAutospacing="0" w:after="0" w:afterAutospacing="0"/>
+        <w:rPr>
+          <w:b/>
+          <w:bCs/>
+          <w:color w:val="000000"/>
+          <w:sz w:val="28"/>
+          <w:szCs w:val="28"/>
+        </w:rPr>
+      </w:pPr>
+    </w:p>
+    <w:p>
+      <w:pPr>
+        <w:pStyle w:val="ac"/>
+        <w:spacing w:before="0" w:beforeAutospacing="0" w:after="0" w:afterAutospacing="0"/>
+        <w:rPr>
+          <w:b/>
+          <w:bCs/>
+          <w:color w:val="000000"/>
+          <w:sz w:val="28"/>
+          <w:szCs w:val="28"/>
+        </w:rPr>
+      </w:pPr>
+    </w:p>
+    <w:p>
+      <w:pPr>
+        <w:pStyle w:val="ac"/>
+        <w:spacing w:before="0" w:beforeAutospacing="0" w:after="0" w:afterAutospacing="0"/>
+        <w:rPr>
+          <w:b/>
+          <w:bCs/>
+          <w:color w:val="000000"/>
+          <w:sz w:val="28"/>
+          <w:szCs w:val="28"/>
+        </w:rPr>
+      </w:pPr>
+    </w:p>
+    <w:p>
+      <w:pPr>
+        <w:pStyle w:val="ac"/>
+        <w:spacing w:before="0" w:beforeAutospacing="0" w:after="0" w:afterAutospacing="0"/>
+        <w:rPr>
+          <w:b/>
+          <w:bCs/>
+          <w:color w:val="000000"/>
+          <w:sz w:val="28"/>
+          <w:szCs w:val="28"/>
+        </w:rPr>
+      </w:pPr>
+    </w:p>
+    <w:p>
+      <w:pPr>
+        <w:pStyle w:val="ac"/>
+        <w:spacing w:before="0" w:beforeAutospacing="0" w:after="0" w:afterAutospacing="0"/>
+        <w:rPr>
+          <w:b/>
+          <w:bCs/>
+          <w:color w:val="000000"/>
+          <w:sz w:val="28"/>
+          <w:szCs w:val="28"/>
+        </w:rPr>
+      </w:pPr>
+      <w:r>
+        <w:rPr>
+          <w:b/>
+          <w:bCs/>
+          <w:color w:val="000000"/>
+          <w:sz w:val="28"/>
+          <w:szCs w:val="28"/>
+        </w:rPr>
+        <w:lastRenderedPageBreak/>
+        <w:t>2.</w:t>
+      </w:r>
+    </w:p>
+    <w:p>
+      <w:pPr>
+        <w:pStyle w:val="ac"/>
+        <w:spacing w:before="0" w:beforeAutospacing="0" w:after="0" w:afterAutospacing="0"/>
+        <w:rPr>
+          <w:b/>
+          <w:bCs/>
+          <w:color w:val="000000"/>
+          <w:sz w:val="28"/>
+          <w:szCs w:val="28"/>
+        </w:rPr>
+      </w:pPr>
+      <w:r>
+        <w:rPr>
+          <w:b/>
+          <w:bCs/>
+          <w:color w:val="000000"/>
+          <w:sz w:val="28"/>
+          <w:szCs w:val="28"/>
+        </w:rPr>
+        <w:drawing>
+          <wp:inline distT="0" distB="0" distL="0" distR="0" wp14:anchorId="66EF3BC5" wp14:editId="573C4CEB">
+            <wp:extent cx="5943600" cy="2675890"/>
+            <wp:effectExtent l="0" t="0" r="0" b="3810"/>
+            <wp:docPr id="885714928" name="Рисунок 1"/>
+            <wp:cNvGraphicFramePr>
+              <a:graphicFrameLocks xmlns:a="http://schemas.openxmlformats.org/drawingml/2006/main" noChangeAspect="1"/>
+            </wp:cNvGraphicFramePr>
+            <a:graphic xmlns:a="http://schemas.openxmlformats.org/drawingml/2006/main">
+              <a:graphicData uri="http://schemas.openxmlformats.org/drawingml/2006/picture">
+                <pic:pic xmlns:pic="http://schemas.openxmlformats.org/drawingml/2006/picture">
+                  <pic:nvPicPr>
+                    <pic:cNvPr id="885714928" name=""/>
+                    <pic:cNvPicPr/>
+                  </pic:nvPicPr>
+                  <pic:blipFill>
+                    <a:blip r:embed="rId11"/>
+                    <a:stretch>
+                      <a:fillRect/>
+                    </a:stretch>
+                  </pic:blipFill>
+                  <pic:spPr>
+                    <a:xfrm>
+                      <a:off x="0" y="0"/>
+                      <a:ext cx="5943600" cy="2675890"/>
+                    </a:xfrm>
+                    <a:prstGeom prst="rect">
+                      <a:avLst/>
+                    </a:prstGeom>
+                  </pic:spPr>
+                </pic:pic>
+              </a:graphicData>
+            </a:graphic>
+          </wp:inline>
+        </w:drawing>
+      </w:r>
+    </w:p>
+    <w:p>
+      <w:pPr>
+        <w:pStyle w:val="ac"/>
+        <w:spacing w:before="0" w:beforeAutospacing="0" w:after="0" w:afterAutospacing="0"/>
+        <w:rPr>
+          <w:b/>
+          <w:bCs/>
+          <w:color w:val="000000"/>
+          <w:sz w:val="28"/>
+          <w:szCs w:val="28"/>
+        </w:rPr>
+      </w:pPr>
+      <w:r>
+        <w:rPr>
+          <w:b/>
+          <w:bCs/>
+          <w:color w:val="000000"/>
+          <w:sz w:val="28"/>
+          <w:szCs w:val="28"/>
+        </w:rPr>
+        <w:drawing>
+          <wp:inline distT="0" distB="0" distL="0" distR="0" wp14:anchorId="4728FF26" wp14:editId="69234468">
+            <wp:extent cx="5943600" cy="2329180"/>
+            <wp:effectExtent l="0" t="0" r="0" b="0"/>
+            <wp:docPr id="850390902" name="Рисунок 1"/>
+            <wp:cNvGraphicFramePr>
+              <a:graphicFrameLocks xmlns:a="http://schemas.openxmlformats.org/drawingml/2006/main" noChangeAspect="1"/>
+            </wp:cNvGraphicFramePr>
+            <a:graphic xmlns:a="http://schemas.openxmlformats.org/drawingml/2006/main">
+              <a:graphicData uri="http://schemas.openxmlformats.org/drawingml/2006/picture">
+                <pic:pic xmlns:pic="http://schemas.openxmlformats.org/drawingml/2006/picture">
+                  <pic:nvPicPr>
+                    <pic:cNvPr id="850390902" name=""/>
+                    <pic:cNvPicPr/>
+                  </pic:nvPicPr>
+                  <pic:blipFill>
+                    <a:blip r:embed="rId12"/>
+                    <a:stretch>
+                      <a:fillRect/>
+                    </a:stretch>
+                  </pic:blipFill>
+                  <pic:spPr>
+                    <a:xfrm>
+                      <a:off x="0" y="0"/>
+                      <a:ext cx="5943600" cy="2329180"/>
+                    </a:xfrm>
+                    <a:prstGeom prst="rect">
+                      <a:avLst/>
+                    </a:prstGeom>
+                  </pic:spPr>
+                </pic:pic>
+              </a:graphicData>
+            </a:graphic>
+          </wp:inline>
+        </w:drawing>
+      </w:r>
+    </w:p>
+    <w:p>
+      <w:pPr>
+        <w:widowControl/>
+        <w:autoSpaceDE/>
+        <w:jc w:val="both"/>
+        <w:rPr>
+          <w:rFonts w:ascii="Times New Roman" w:hAnsi="Times New Roman" w:cs="Times New Roman"/>
+          <w:b/>
+          <w:bCs/>
           <w:sz w:val="28"/>
           <w:szCs w:val="28"/>
         </w:rPr>
